--- a/testakten/rentenrecht-betriebsrente-pensionskasse-kuerzung-wiesbaden/02_rentenmitteilung_2025_2026.docx
+++ b/testakten/rentenrecht-betriebsrente-pensionskasse-kuerzung-wiesbaden/02_rentenmitteilung_2025_2026.docx
@@ -748,7 +748,7 @@
         <w:color w:val="5C6569"/>
         <w:sz w:val="14"/>
       </w:rPr>
-      <w:t>Telefon 0611 4488-0 · leistung@rmpk.example · BIC RMPKDEFFXXX</w:t>
+      <w:t>Telefon 0611 4488-0 · leistung@rmpk.de · BIC RMPKDEFFXXX</w:t>
     </w:r>
   </w:p>
   <w:p>
